--- a/Physical Diagnosis 2 Exam 2/pd2-exam-2-heart-sound-guide.docx
+++ b/Physical Diagnosis 2 Exam 2/pd2-exam-2-heart-sound-guide.docx
@@ -3009,7 +3009,7 @@
           <w:rFonts w:ascii="Georgia" w:hAnsi="Georgia"/>
           <w:color w:val="3A5A40"/>
         </w:rPr>
-        <w:t>Recordings and licence</w:t>
+        <w:t>Recordings and license</w:t>
       </w:r>
     </w:p>
     <w:p>
@@ -3077,7 +3077,7 @@
           <w:b w:val="0"/>
           <w:i w:val="0"/>
         </w:rPr>
-        <w:t>. Copyright The Regents of the University of Michigan. Each recording here is shortened to a twenty-second excerpt (an adaptation), converted to a smaller mp3 and shared under the same licence. The lecture deck embeds the library’s first recording on slide 36.</w:t>
+        <w:t>. Copyright The Regents of the University of Michigan. Each recording here is shortened to a twenty-second excerpt (an adaptation), converted to a smaller mp3 and shared under the same license. The lecture deck embeds the library’s first recording on slide 36.</w:t>
       </w:r>
     </w:p>
     <w:p>
